--- a/mcp单点登录20260610.docx
+++ b/mcp单点登录20260610.docx
@@ -560,6 +560,446 @@
     <w:p/>
     <w:p>
       <w:pPr>
+        <w:pStyle w:val="Heading2"/>
+      </w:pPr>
+      <w:r>
+        <w:t>3.5 XiaoYiBindingMcpConfig（绑定服务端点）</w:t>
+      </w:r>
+    </w:p>
+    <w:sectPr>
+      <w:pgSz w:w="12240" w:h="15840"/>
+      <w:pgMar w:top="1440" w:right="1800" w:bottom="1440" w:left="1800" w:header="720" w:footer="720" w:gutter="0"/>
+      <w:cols w:space="720"/>
+      <w:docGrid w:linePitch="360"/>
+    </w:sectPr>
+    <w:p>
+      <w:r>
+        <w:rPr>
+          <w:sz w:val="21"/>
+        </w:rPr>
+        <w:t>路径：infra/mcp/xiaoyi/XiaoYiBindingMcpConfig.java</w:t>
+      </w:r>
+    </w:p>
+    <w:p>
+      <w:r>
+        <w:rPr>
+          <w:sz w:val="21"/>
+        </w:rPr>
+        <w:t>注册了一个独立的 MCP Server，端点路径为 /xiaoyi-mcp/binding/message。与 auth 服务分离，避免协议混淆。</w:t>
+      </w:r>
+    </w:p>
+    <w:p>
+      <w:r>
+        <w:rPr>
+          <w:sz w:val="21"/>
+        </w:rPr>
+        <w:t>工具列表：</w:t>
+      </w:r>
+    </w:p>
+    <w:p>
+      <w:pPr>
+        <w:pStyle w:val="ListBullet"/>
+      </w:pPr>
+      <w:r>
+        <w:rPr>
+          <w:sz w:val="21"/>
+        </w:rPr>
+        <w:t>check_binding_status</w:t>
+      </w:r>
+    </w:p>
+    <w:p>
+      <w:pPr>
+        <w:pStyle w:val="ListBullet2"/>
+      </w:pPr>
+      <w:r>
+        <w:rPr>
+          <w:sz w:val="21"/>
+        </w:rPr>
+        <w:t>描述：检查当前小艺会话的身份绑定状态</w:t>
+      </w:r>
+    </w:p>
+    <w:p>
+      <w:pPr>
+        <w:pStyle w:val="ListBullet2"/>
+      </w:pPr>
+      <w:r>
+        <w:rPr>
+          <w:sz w:val="21"/>
+        </w:rPr>
+        <w:t>输入参数：无（agentLoginSessionId 由 Filter 从请求头自动提取）</w:t>
+      </w:r>
+    </w:p>
+    <w:p>
+      <w:pPr>
+        <w:pStyle w:val="ListBullet2"/>
+      </w:pPr>
+      <w:r>
+        <w:rPr>
+          <w:sz w:val="21"/>
+        </w:rPr>
+        <w:t>返回：文本格式，首行为状态标识（bound/unbound/invalid）</w:t>
+      </w:r>
+    </w:p>
+    <w:p>
+      <w:pPr>
+        <w:pStyle w:val="ListBullet"/>
+      </w:pPr>
+      <w:r>
+        <w:rPr>
+          <w:sz w:val="21"/>
+        </w:rPr>
+        <w:t>bind_employee</w:t>
+      </w:r>
+    </w:p>
+    <w:p>
+      <w:pPr>
+        <w:pStyle w:val="ListBullet2"/>
+      </w:pPr>
+      <w:r>
+        <w:rPr>
+          <w:sz w:val="21"/>
+        </w:rPr>
+        <w:t>描述：将当前小艺会话与指定的员工ID绑定</w:t>
+      </w:r>
+    </w:p>
+    <w:p>
+      <w:pPr>
+        <w:pStyle w:val="ListBullet2"/>
+      </w:pPr>
+      <w:r>
+        <w:rPr>
+          <w:sz w:val="21"/>
+        </w:rPr>
+        <w:t>输入参数：xEmployeeId（String，必填），员工ID</w:t>
+      </w:r>
+    </w:p>
+    <w:p>
+      <w:pPr>
+        <w:pStyle w:val="ListBullet2"/>
+      </w:pPr>
+      <w:r>
+        <w:rPr>
+          <w:sz w:val="21"/>
+        </w:rPr>
+        <w:t>返回：文本格式，绑定成功返回用户名和员工ID，失败返回错误提示</w:t>
+      </w:r>
+    </w:p>
+    <w:p>
+      <w:pPr>
+        <w:pStyle w:val="Heading2"/>
+      </w:pPr>
+      <w:r>
+        <w:t>3.6 XiaoYiBindingService（绑定逻辑）</w:t>
+      </w:r>
+    </w:p>
+    <w:p>
+      <w:r>
+        <w:rPr>
+          <w:sz w:val="21"/>
+        </w:rPr>
+        <w:t>路径：infra/mcp/xiaoyi/XiaoYiBindingService.java</w:t>
+      </w:r>
+    </w:p>
+    <w:p>
+      <w:r>
+        <w:rPr>
+          <w:sz w:val="21"/>
+        </w:rPr>
+        <w:t>核心方法：</w:t>
+      </w:r>
+    </w:p>
+    <w:p>
+      <w:pPr>
+        <w:pStyle w:val="ListBullet"/>
+      </w:pPr>
+      <w:r>
+        <w:rPr>
+          <w:sz w:val="21"/>
+        </w:rPr>
+        <w:t>bindEmployee(agentLoginSessionId, xEmployeeId)</w:t>
+      </w:r>
+    </w:p>
+    <w:p>
+      <w:pPr>
+        <w:pStyle w:val="ListBullet2"/>
+      </w:pPr>
+      <w:r>
+        <w:rPr>
+          <w:sz w:val="21"/>
+        </w:rPr>
+        <w:t>输入：agentLoginSessionId（由 Filter 从 Header 提取）+ xEmployeeId（用户传入）</w:t>
+      </w:r>
+    </w:p>
+    <w:p>
+      <w:pPr>
+        <w:pStyle w:val="ListBullet2"/>
+      </w:pPr>
+      <w:r>
+        <w:rPr>
+          <w:sz w:val="21"/>
+        </w:rPr>
+        <w:t>流程：</w:t>
+      </w:r>
+    </w:p>
+    <w:p>
+      <w:pPr>
+        <w:pStyle w:val="ListBullet2"/>
+        <w:ind w:left="864"/>
+      </w:pPr>
+      <w:r>
+        <w:rPr>
+          <w:sz w:val="21"/>
+        </w:rPr>
+        <w:t>1. 通过 userRepository.findByXEmployeeId() 核查员工ID是否存在</w:t>
+      </w:r>
+    </w:p>
+    <w:p>
+      <w:pPr>
+        <w:pStyle w:val="ListBullet2"/>
+        <w:ind w:left="864"/>
+      </w:pPr>
+      <w:r>
+        <w:rPr>
+          <w:sz w:val="21"/>
+        </w:rPr>
+        <w:t>2. 查找或创建 XiaoYiUserSession（session 不存在则新建，过期则报错）</w:t>
+      </w:r>
+    </w:p>
+    <w:p>
+      <w:pPr>
+        <w:pStyle w:val="ListBullet2"/>
+        <w:ind w:left="864"/>
+      </w:pPr>
+      <w:r>
+        <w:rPr>
+          <w:sz w:val="21"/>
+        </w:rPr>
+        <w:t>3. 将 User 关联到 XiaoYiUserSession，保存绑定关系</w:t>
+      </w:r>
+    </w:p>
+    <w:p>
+      <w:pPr>
+        <w:pStyle w:val="ListBullet2"/>
+      </w:pPr>
+      <w:r>
+        <w:rPr>
+          <w:sz w:val="21"/>
+        </w:rPr>
+        <w:t>返回：BindEmployeeResult 记录类型</w:t>
+      </w:r>
+    </w:p>
+    <w:p>
+      <w:pPr>
+        <w:pStyle w:val="ListBullet2"/>
+        <w:ind w:left="864"/>
+      </w:pPr>
+      <w:r>
+        <w:rPr>
+          <w:sz w:val="21"/>
+        </w:rPr>
+        <w:t>success（boolean）：是否绑定成功</w:t>
+      </w:r>
+    </w:p>
+    <w:p>
+      <w:pPr>
+        <w:pStyle w:val="ListBullet2"/>
+        <w:ind w:left="864"/>
+      </w:pPr>
+      <w:r>
+        <w:rPr>
+          <w:sz w:val="21"/>
+        </w:rPr>
+        <w:t>username（String）：绑定的内部用户名</w:t>
+      </w:r>
+    </w:p>
+    <w:p>
+      <w:pPr>
+        <w:pStyle w:val="ListBullet2"/>
+        <w:ind w:left="864"/>
+      </w:pPr>
+      <w:r>
+        <w:rPr>
+          <w:sz w:val="21"/>
+        </w:rPr>
+        <w:t>xEmployeeId（String）：绑定的员工ID</w:t>
+      </w:r>
+    </w:p>
+    <w:p>
+      <w:pPr>
+        <w:pStyle w:val="ListBullet2"/>
+        <w:ind w:left="864"/>
+      </w:pPr>
+      <w:r>
+        <w:rPr>
+          <w:sz w:val="21"/>
+        </w:rPr>
+        <w:t>message（String）：成功或失败提示</w:t>
+      </w:r>
+    </w:p>
+    <w:p>
+      <w:pPr>
+        <w:pStyle w:val="Heading2"/>
+      </w:pPr>
+      <w:r>
+        <w:t>3.7 绑定状态与员工关系</w:t>
+      </w:r>
+    </w:p>
+    <w:p>
+      <w:r>
+        <w:rPr>
+          <w:sz w:val="21"/>
+        </w:rPr>
+        <w:t>数据库表关系：</w:t>
+      </w:r>
+    </w:p>
+    <w:p>
+      <w:pPr>
+        <w:pStyle w:val="ListBullet"/>
+      </w:pPr>
+      <w:r>
+        <w:rPr>
+          <w:sz w:val="21"/>
+        </w:rPr>
+        <w:t>sys_user 表：已有 x_employee_id 字段（@Column(unique = true)），可在用户管理页面查看和修改</w:t>
+      </w:r>
+    </w:p>
+    <w:p>
+      <w:pPr>
+        <w:pStyle w:val="ListBullet"/>
+      </w:pPr>
+      <w:r>
+        <w:rPr>
+          <w:sz w:val="21"/>
+        </w:rPr>
+        <w:t>xiao_yi_user_session 表：通过 user_id 关联到 sys_user 表</w:t>
+      </w:r>
+    </w:p>
+    <w:p>
+      <w:pPr>
+        <w:pStyle w:val="ListBullet"/>
+      </w:pPr>
+      <w:r>
+        <w:rPr>
+          <w:sz w:val="21"/>
+        </w:rPr>
+        <w:t>映射链路：agentLoginSessionId → XiaoYiUserSession.user → User.xEmployeeId</w:t>
+      </w:r>
+    </w:p>
+    <w:p/>
+    <w:p>
+      <w:r>
+        <w:rPr>
+          <w:sz w:val="21"/>
+        </w:rPr>
+        <w:t>绑定流程示意图：</w:t>
+      </w:r>
+    </w:p>
+    <w:p>
+      <w:pPr>
+        <w:ind w:left="432"/>
+      </w:pPr>
+      <w:r>
+        <w:rPr>
+          <w:rFonts w:ascii="Consolas" w:hAnsi="Consolas"/>
+          <w:color w:val="333333"/>
+          <w:sz w:val="18"/>
+        </w:rPr>
+        <w:t>工作流调用 bind_employee(xEmployeeId="EMP001")</w:t>
+      </w:r>
+    </w:p>
+    <w:p>
+      <w:pPr>
+        <w:ind w:left="432"/>
+      </w:pPr>
+      <w:r>
+        <w:rPr>
+          <w:rFonts w:ascii="Consolas" w:hAnsi="Consolas"/>
+          <w:color w:val="333333"/>
+          <w:sz w:val="18"/>
+        </w:rPr>
+        <w:t xml:space="preserve">  │</w:t>
+      </w:r>
+    </w:p>
+    <w:p>
+      <w:pPr>
+        <w:ind w:left="432"/>
+      </w:pPr>
+      <w:r>
+        <w:rPr>
+          <w:rFonts w:ascii="Consolas" w:hAnsi="Consolas"/>
+          <w:color w:val="333333"/>
+          <w:sz w:val="18"/>
+        </w:rPr>
+        <w:t xml:space="preserve">  ├─ XiaoYiAuthFilter 从 Header 提取 agentLoginSessionId</w:t>
+      </w:r>
+    </w:p>
+    <w:p>
+      <w:pPr>
+        <w:ind w:left="432"/>
+      </w:pPr>
+      <w:r>
+        <w:rPr>
+          <w:rFonts w:ascii="Consolas" w:hAnsi="Consolas"/>
+          <w:color w:val="333333"/>
+          <w:sz w:val="18"/>
+        </w:rPr>
+        <w:t xml:space="preserve">  ├─ XiaoYiBindingService.bindEmployee()</w:t>
+      </w:r>
+    </w:p>
+    <w:p>
+      <w:pPr>
+        <w:ind w:left="432"/>
+      </w:pPr>
+      <w:r>
+        <w:rPr>
+          <w:rFonts w:ascii="Consolas" w:hAnsi="Consolas"/>
+          <w:color w:val="333333"/>
+          <w:sz w:val="18"/>
+        </w:rPr>
+        <w:t xml:space="preserve">  │  ├─ 1. 查 sys_user WHERE x_employee_id = "EMP001"</w:t>
+      </w:r>
+    </w:p>
+    <w:p>
+      <w:pPr>
+        <w:ind w:left="432"/>
+      </w:pPr>
+      <w:r>
+        <w:rPr>
+          <w:rFonts w:ascii="Consolas" w:hAnsi="Consolas"/>
+          <w:color w:val="333333"/>
+          <w:sz w:val="18"/>
+        </w:rPr>
+        <w:t xml:space="preserve">  │  ├─ 2. 查/建 xiao_yi_user_session WHERE agent_login_session_id = ?</w:t>
+      </w:r>
+    </w:p>
+    <w:p>
+      <w:pPr>
+        <w:ind w:left="432"/>
+      </w:pPr>
+      <w:r>
+        <w:rPr>
+          <w:rFonts w:ascii="Consolas" w:hAnsi="Consolas"/>
+          <w:color w:val="333333"/>
+          <w:sz w:val="18"/>
+        </w:rPr>
+        <w:t xml:space="preserve">  │  └─ 3. 设置 session.user = user，保存</w:t>
+      </w:r>
+    </w:p>
+    <w:p>
+      <w:pPr>
+        <w:ind w:left="432"/>
+      </w:pPr>
+      <w:r>
+        <w:rPr>
+          <w:rFonts w:ascii="Consolas" w:hAnsi="Consolas"/>
+          <w:color w:val="333333"/>
+          <w:sz w:val="18"/>
+        </w:rPr>
+        <w:t xml:space="preserve">  └─ 返回绑定结果</w:t>
+      </w:r>
+    </w:p>
+    <w:p>
+      <w:pPr>
         <w:pStyle w:val="Heading1"/>
       </w:pPr>
       <w:r>
@@ -615,27 +1055,42 @@
     </w:p>
     <w:p>
       <w:r>
+        <w:rPr>
+          <w:sz w:val="21"/>
+        </w:rPr>
         <w:t>1. 工作流先调用 check_binding_status（无参数）</w:t>
       </w:r>
     </w:p>
     <w:p>
       <w:r>
+        <w:rPr>
+          <w:sz w:val="21"/>
+        </w:rPr>
         <w:t>2. 返回 status=unbound，提示用户尚未绑定员工身份</w:t>
       </w:r>
     </w:p>
     <w:p>
       <w:r>
-        <w:t>3. 工作流进入绑定子流程，调用 bind_employee 工具接收用户输入的员工ID</w:t>
+        <w:rPr>
+          <w:sz w:val="21"/>
+        </w:rPr>
+        <w:t>3. 工作流进入绑定子流程，调用 bind_employee 工具，用户输入员工ID（如 "EMP001"）</w:t>
       </w:r>
     </w:p>
     <w:p>
       <w:r>
-        <w:t>4. 绑定工具从 ThreadLocal 获取 sessionId → 查华为账号ID → 绑定到员工ID</w:t>
+        <w:rPr>
+          <w:sz w:val="21"/>
+        </w:rPr>
+        <w:t>4. XiaoYiAuthFilter 从 HTTP Header 提取 agentLoginSessionId，XiaoYiBindingService 核查员工ID是否存在，若存在则绑定 session 与 User 的关系</w:t>
       </w:r>
     </w:p>
     <w:p>
       <w:r>
-        <w:t>5. 绑定成功后，后续 check_binding_status 返回 status=bound</w:t>
+        <w:rPr>
+          <w:sz w:val="21"/>
+        </w:rPr>
+        <w:t>5. 绑定成功后，后续 check_binding_status 返回 status=bound，携带 username 和 xEmployeeId</w:t>
       </w:r>
     </w:p>
     <w:p/>
@@ -927,6 +1382,70 @@
           </w:p>
         </w:tc>
       </w:tr>
+      <w:tr>
+        <w:tc>
+          <w:tcPr>
+            <w:tcW w:type="dxa" w:w="2880"/>
+          </w:tcPr>
+          <w:p>
+            <w:r>
+              <w:t>XiaoYiBindingMcpConfig.java</w:t>
+            </w:r>
+          </w:p>
+        </w:tc>
+        <w:tc>
+          <w:tcPr>
+            <w:tcW w:type="dxa" w:w="2880"/>
+          </w:tcPr>
+          <w:p>
+            <w:r>
+              <w:t>infra/mcp/xiaoyi/XiaoYiBindingMcpConfig.java</w:t>
+            </w:r>
+          </w:p>
+        </w:tc>
+        <w:tc>
+          <w:tcPr>
+            <w:tcW w:type="dxa" w:w="2880"/>
+          </w:tcPr>
+          <w:p>
+            <w:r>
+              <w:t>新增</w:t>
+            </w:r>
+          </w:p>
+        </w:tc>
+      </w:tr>
+      <w:tr>
+        <w:tc>
+          <w:tcPr>
+            <w:tcW w:type="dxa" w:w="2880"/>
+          </w:tcPr>
+          <w:p>
+            <w:r>
+              <w:t>XiaoYiBindingService.java</w:t>
+            </w:r>
+          </w:p>
+        </w:tc>
+        <w:tc>
+          <w:tcPr>
+            <w:tcW w:type="dxa" w:w="2880"/>
+          </w:tcPr>
+          <w:p>
+            <w:r>
+              <w:t>infra/mcp/xiaoyi/XiaoYiBindingService.java</w:t>
+            </w:r>
+          </w:p>
+        </w:tc>
+        <w:tc>
+          <w:tcPr>
+            <w:tcW w:type="dxa" w:w="2880"/>
+          </w:tcPr>
+          <w:p>
+            <w:r>
+              <w:t>新增</w:t>
+            </w:r>
+          </w:p>
+        </w:tc>
+      </w:tr>
     </w:tbl>
     <w:p/>
     <w:p>
@@ -942,7 +1461,11 @@
         <w:pStyle w:val="ListBullet"/>
       </w:pPr>
       <w:r>
-        <w:t>开发 bind_employee MCP 工具（用于绑定员工ID）</w:t>
+        <w:rPr>
+          <w:color w:val="008000"/>
+          <w:sz w:val="21"/>
+        </w:rPr>
+        <w:t>[已完成] 开发 bind_employee MCP 工具（XiaoYiBindingMcpConfig + XiaoYiBindingService）</w:t>
       </w:r>
     </w:p>
     <w:p>

--- a/mcp单点登录20260610.docx
+++ b/mcp单点登录20260610.docx
@@ -1021,12 +1021,12 @@
     </w:p>
     <w:p>
       <w:r>
-        <w:t>2. 小艺调用开发者的授权回调接口（POST /api/xiaoyi/auth/callback），传入 authCode 和 userId（华为账号ID）</w:t>
+        <w:t>2. 小艺调用 auth MCP 的 authorize 工具，传入 authCode（华为账号授权码）</w:t>
       </w:r>
     </w:p>
     <w:p>
       <w:r>
-        <w:t>3. 开发者服务器验证后返回 agentLoginSessionId，小艺保存该值</w:t>
+        <w:t>3. XiaoYiAuthService.authorize() 验证 authCode 后返回 agentLoginSessionId，小艺保存该值</w:t>
       </w:r>
     </w:p>
     <w:p>
@@ -1036,12 +1036,12 @@
     </w:p>
     <w:p>
       <w:r>
-        <w:t>5. XiaoYiAuthFilter 从 Header 提取 sessionId，存入 ThreadLocal</w:t>
+        <w:t>5. XiaoYiAuthFilter 从 Header 提取 sessionId，存入 ThreadLocal 和 request.setAttribute</w:t>
       </w:r>
     </w:p>
     <w:p>
       <w:r>
-        <w:t>6. MCP 工具（如 check_binding_status）从 ThreadLocal 读取 sessionId，识别用户身份</w:t>
+        <w:t>6. MCP 工具通过 contextExtractor 从 request 属性获取 sessionId（跨线程安全），识别用户身份</w:t>
       </w:r>
     </w:p>
     <w:p/>
@@ -1128,7 +1128,7 @@
         <w:pStyle w:val="ListBullet"/>
       </w:pPr>
       <w:r>
-        <w:t>服务端的 XiaoYiAuthFilter 从 Header 提取该值，存入 SessionItemHolder（ThreadLocal）</w:t>
+        <w:t>服务端的 XiaoYiAuthFilter 从 Header 提取该值，存入 ThreadLocal 和 request.setAttribute</w:t>
       </w:r>
     </w:p>
     <w:p>
@@ -1136,7 +1136,7 @@
         <w:pStyle w:val="ListBullet"/>
       </w:pPr>
       <w:r>
-        <w:t>MCP 工具从 SessionItemHolder 读取，而非从工具参数中获取</w:t>
+        <w:t>服务端的 XiaoYiAuthFilter 从 Header 提取该值，存入 ThreadLocal 和 request.setAttribute</w:t>
       </w:r>
     </w:p>
     <w:p/>
@@ -1446,6 +1446,198 @@
           </w:p>
         </w:tc>
       </w:tr>
+      <w:tr>
+        <w:tc>
+          <w:tcPr>
+            <w:tcW w:type="dxa" w:w="2880"/>
+          </w:tcPr>
+          <w:p>
+            <w:r>
+              <w:t>XiaoYiAuthMcpConfig.java</w:t>
+            </w:r>
+          </w:p>
+        </w:tc>
+        <w:tc>
+          <w:tcPr>
+            <w:tcW w:type="dxa" w:w="2880"/>
+          </w:tcPr>
+          <w:p>
+            <w:r>
+              <w:t>infra/mcp/xiaoyi/XiaoYiAuthMcpConfig.java</w:t>
+            </w:r>
+          </w:p>
+        </w:tc>
+        <w:tc>
+          <w:tcPr>
+            <w:tcW w:type="dxa" w:w="2880"/>
+          </w:tcPr>
+          <w:p>
+            <w:r>
+              <w:t>已修改：注册 authorize/deauthorize 工具</w:t>
+            </w:r>
+          </w:p>
+        </w:tc>
+      </w:tr>
+      <w:tr>
+        <w:tc>
+          <w:tcPr>
+            <w:tcW w:type="dxa" w:w="2880"/>
+          </w:tcPr>
+          <w:p>
+            <w:r>
+              <w:t>XiaoYiBindingMcpConfig.java</w:t>
+            </w:r>
+          </w:p>
+        </w:tc>
+        <w:tc>
+          <w:tcPr>
+            <w:tcW w:type="dxa" w:w="2880"/>
+          </w:tcPr>
+          <w:p>
+            <w:r>
+              <w:t>infra/mcp/xiaoyi/XiaoYiBindingMcpConfig.java</w:t>
+            </w:r>
+          </w:p>
+        </w:tc>
+        <w:tc>
+          <w:tcPr>
+            <w:tcW w:type="dxa" w:w="2880"/>
+          </w:tcPr>
+          <w:p>
+            <w:r>
+              <w:t>已修改：添加 contextExtractor，增强日志</w:t>
+            </w:r>
+          </w:p>
+        </w:tc>
+      </w:tr>
+      <w:tr>
+        <w:tc>
+          <w:tcPr>
+            <w:tcW w:type="dxa" w:w="2880"/>
+          </w:tcPr>
+          <w:p>
+            <w:r>
+              <w:t>XiaoYiAuthFilter.java</w:t>
+            </w:r>
+          </w:p>
+        </w:tc>
+        <w:tc>
+          <w:tcPr>
+            <w:tcW w:type="dxa" w:w="2880"/>
+          </w:tcPr>
+          <w:p>
+            <w:r>
+              <w:t>infra/mcp/xiaoyi/XiaoYiAuthFilter.java</w:t>
+            </w:r>
+          </w:p>
+        </w:tc>
+        <w:tc>
+          <w:tcPr>
+            <w:tcW w:type="dxa" w:w="2880"/>
+          </w:tcPr>
+          <w:p>
+            <w:r>
+              <w:t>已修改：添加 request.setAttribute，增强日志</w:t>
+            </w:r>
+          </w:p>
+        </w:tc>
+      </w:tr>
+      <w:tr>
+        <w:tc>
+          <w:tcPr>
+            <w:tcW w:type="dxa" w:w="2880"/>
+          </w:tcPr>
+          <w:p>
+            <w:r>
+              <w:t>XiaoYiAuthService.java</w:t>
+            </w:r>
+          </w:p>
+        </w:tc>
+        <w:tc>
+          <w:tcPr>
+            <w:tcW w:type="dxa" w:w="2880"/>
+          </w:tcPr>
+          <w:p>
+            <w:r>
+              <w:t>infra/mcp/xiaoyi/XiaoYiAuthService.java</w:t>
+            </w:r>
+          </w:p>
+        </w:tc>
+        <w:tc>
+          <w:tcPr>
+            <w:tcW w:type="dxa" w:w="2880"/>
+          </w:tcPr>
+          <w:p>
+            <w:r>
+              <w:t>已修改：增强日志</w:t>
+            </w:r>
+          </w:p>
+        </w:tc>
+      </w:tr>
+      <w:tr>
+        <w:tc>
+          <w:tcPr>
+            <w:tcW w:type="dxa" w:w="2880"/>
+          </w:tcPr>
+          <w:p>
+            <w:r>
+              <w:t>XiaoYiBindingService.java</w:t>
+            </w:r>
+          </w:p>
+        </w:tc>
+        <w:tc>
+          <w:tcPr>
+            <w:tcW w:type="dxa" w:w="2880"/>
+          </w:tcPr>
+          <w:p>
+            <w:r>
+              <w:t>infra/mcp/xiaoyi/XiaoYiBindingService.java</w:t>
+            </w:r>
+          </w:p>
+        </w:tc>
+        <w:tc>
+          <w:tcPr>
+            <w:tcW w:type="dxa" w:w="2880"/>
+          </w:tcPr>
+          <w:p>
+            <w:r>
+              <w:t>已修改：增强日志</w:t>
+            </w:r>
+          </w:p>
+        </w:tc>
+      </w:tr>
+      <w:tr>
+        <w:tc>
+          <w:tcPr>
+            <w:tcW w:type="dxa" w:w="2880"/>
+          </w:tcPr>
+          <w:p>
+            <w:r>
+              <w:t>test_check_binding.py</w:t>
+            </w:r>
+          </w:p>
+        </w:tc>
+        <w:tc>
+          <w:tcPr>
+            <w:tcW w:type="dxa" w:w="2880"/>
+          </w:tcPr>
+          <w:p>
+            <w:r>
+              <w:t>test_check_binding.py</w:t>
+            </w:r>
+          </w:p>
+        </w:tc>
+        <w:tc>
+          <w:tcPr>
+            <w:tcW w:type="dxa" w:w="2880"/>
+          </w:tcPr>
+          <w:p>
+            <w:r>
+              <w:t>已修改：修复表名 sys_user→user，修复断言</w:t>
+            </w:r>
+          </w:p>
+        </w:tc>
+      </w:tr>
     </w:tbl>
     <w:p/>
     <w:p>
@@ -1473,7 +1665,7 @@
         <w:pStyle w:val="ListBullet"/>
       </w:pPr>
       <w:r>
-        <w:t>开发授权回调接口（对接华为 OAuth 流程）</w:t>
+        <w:t>[已完成] 在 auth MCP 中注册 authorize/deauthorize 工具（替代独立授权回调接口）</w:t>
       </w:r>
     </w:p>
     <w:p>
@@ -1490,6 +1682,22 @@
       </w:pPr>
       <w:r>
         <w:t>UserCredential 增加 HUAWEI_OPENID 枚举类型</w:t>
+      </w:r>
+    </w:p>
+    <w:p>
+      <w:pPr>
+        <w:pStyle w:val="ListBullet"/>
+      </w:pPr>
+      <w:r>
+        <w:t>在小艺开发者平台配置账号绑定设置（API URL 指向 auth MCP endpoint）</w:t>
+      </w:r>
+    </w:p>
+    <w:p>
+      <w:pPr>
+        <w:pStyle w:val="ListBullet"/>
+      </w:pPr>
+      <w:r>
+        <w:t>验证端到端授权流程：用户授权 → authorize 工具 → 后续 MCP 请求携带 agentLoginSessionId</w:t>
       </w:r>
     </w:p>
     <w:sectPr>
